--- a/word_reports/LP_0304_위치_271_Royal Scots Dragoon Guard.docx
+++ b/word_reports/LP_0304_위치_271_Royal Scots Dragoon Guard.docx
@@ -4,7 +4,7 @@
   <w:body>
     <w:p>
       <w:pPr>
-        <w:spacing w:after="280"/>
+        <w:spacing w:after="80"/>
       </w:pPr>
       <w:r>
         <w:rPr w:rFonts="맑은 고딕">
@@ -13,94 +13,47 @@
           <w:color w:val="1E3A8A"/>
           <w:sz w:val="30"/>
         </w:rPr>
-        <w:t>[271] Royal Scots Dragoon Guards - Amazing Grace</w:t>
+        <w:t>Royal Scots Dragoon Guards (왕립 스코틀랜드 용기병 경비대) - Amazing Grace</w:t>
       </w:r>
     </w:p>
     <w:p>
       <w:pPr>
-        <w:spacing w:after="320"/>
+        <w:spacing w:after="240"/>
       </w:pPr>
       <w:r>
         <w:rPr w:rFonts="맑은 고딕">
           <w:rFonts w:ascii="맑은 고딕" w:hAnsi="맑은 고딕" w:eastAsia="맑은 고딕"/>
           <w:b/>
-          <w:sz w:val="20"/>
+          <w:color w:val="4B5563"/>
+          <w:sz w:val="22"/>
         </w:rPr>
-        <w:t>■ 위치 : 271</w:t>
-        <w:br/>
-      </w:r>
-      <w:r>
-        <w:rPr w:rFonts="맑은 고딕">
-          <w:rFonts w:ascii="맑은 고딕" w:hAnsi="맑은 고딕" w:eastAsia="맑은 고딕"/>
-          <w:b/>
-          <w:sz w:val="20"/>
-        </w:rPr>
-        <w:t>■ 아티스트 : Royal Scots Dragoon Guards</w:t>
-        <w:br/>
-      </w:r>
-      <w:r>
-        <w:rPr w:rFonts="맑은 고딕">
-          <w:rFonts w:ascii="맑은 고딕" w:hAnsi="맑은 고딕" w:eastAsia="맑은 고딕"/>
-          <w:b/>
-          <w:sz w:val="20"/>
-        </w:rPr>
-        <w:t>■ 앨범명 : Amazing Grace</w:t>
-        <w:br/>
-      </w:r>
-      <w:r>
-        <w:rPr w:rFonts="맑은 고딕">
-          <w:rFonts w:ascii="맑은 고딕" w:hAnsi="맑은 고딕" w:eastAsia="맑은 고딕"/>
-          <w:b w:val="0"/>
-          <w:sz w:val="20"/>
-        </w:rPr>
-        <w:t>■ 음반 레이블 : RCA Victor</w:t>
-        <w:br/>
-      </w:r>
-      <w:r>
-        <w:rPr w:rFonts="맑은 고딕">
-          <w:rFonts w:ascii="맑은 고딕" w:hAnsi="맑은 고딕" w:eastAsia="맑은 고딕"/>
-          <w:b w:val="0"/>
-          <w:sz w:val="20"/>
-        </w:rPr>
-        <w:t>■ 발매년도 : 1972</w:t>
-        <w:br/>
-      </w:r>
-      <w:r>
-        <w:rPr w:rFonts="맑은 고딕">
-          <w:rFonts w:ascii="맑은 고딕" w:hAnsi="맑은 고딕" w:eastAsia="맑은 고딕"/>
-          <w:b w:val="0"/>
-          <w:sz w:val="20"/>
-        </w:rPr>
-        <w:t>■ 장르 : 스코틀랜드 전통 음악, 군악 (Scottish Traditional / Military Band)</w:t>
-        <w:br/>
-      </w:r>
-      <w:r>
-        <w:rPr w:rFonts="맑은 고딕">
-          <w:rFonts w:ascii="맑은 고딕" w:hAnsi="맑은 고딕" w:eastAsia="맑은 고딕"/>
-          <w:b w:val="0"/>
-          <w:sz w:val="20"/>
-        </w:rPr>
-        <w:t>■ 주요 수록곡 : 1. Amazing Grace</w:t>
-        <w:br/>
+        <w:t>위치 :  271</w:t>
       </w:r>
     </w:p>
     <w:p>
       <w:pPr>
-        <w:spacing w:after="160"/>
+        <w:spacing w:line="324" w:lineRule="auto" w:before="80" w:after="160"/>
       </w:pPr>
       <w:r>
         <w:rPr w:rFonts="맑은 고딕">
           <w:rFonts w:ascii="맑은 고딕" w:hAnsi="맑은 고딕" w:eastAsia="맑은 고딕"/>
           <w:b/>
           <w:color w:val="1F2937"/>
-          <w:sz w:val="24"/>
+          <w:sz w:val="22"/>
         </w:rPr>
-        <w:t>■ 음반 해설 및 감상 가이드</w:t>
+        <w:t xml:space="preserve">[음반 소개] </w:t>
+      </w:r>
+      <w:r>
+        <w:rPr w:rFonts="맑은 고딕">
+          <w:rFonts w:ascii="맑은 고딕" w:hAnsi="맑은 고딕" w:eastAsia="맑은 고딕"/>
+          <w:b w:val="0"/>
+          <w:sz w:val="21"/>
+        </w:rPr>
       </w:r>
     </w:p>
     <w:p>
       <w:pPr>
-        <w:spacing w:line="312" w:lineRule="auto" w:after="120"/>
+        <w:spacing w:line="324" w:lineRule="auto" w:after="120"/>
       </w:pPr>
       <w:r>
         <w:rPr w:rFonts="맑은 고딕">
@@ -108,51 +61,516 @@
           <w:b w:val="0"/>
           <w:sz w:val="21"/>
         </w:rPr>
-        <w:t>스코틀랜드의 웅장한 자연과 고결한 역사를 대변하는 영국 육군 기병연대 음악대 '로열 스코츠 드라군 가즈(Royal Scots Dragoon Guards)'의 1972년작 [Amazing Grace]는 군악 역사상 가장 독보적인 상업적 성공과 예술적 성취를 거둔 명반입니다. 당시 이들은 전통적인 군악의 틀을 깨고 스코틀랜드의 영혼이라 불리는 백파이프(Pipes and Drums)와 브라스 밴드의 유기적인 조화를 시도하여 전 세계 음악 팬들에게 깊은 감동을 안겼습니다. 특히 타이틀곡 'Amazing Grace'는 연주곡으로서는 이례적으로 UK 싱글 차트 1위를 차지하며 군악대 음반 역사상 전무후무한 세계적 신드롬을 일으켰습니다.</w:t>
+        <w:t>스코틀랜드 하이랜드의 웅장한 안개 숲을 가르고 울려 퍼지는 백파이프의 유장한 선율은 듣는 이의 영혼 깊은 곳을 어루만집니다. 군악대 특유의 절도 있는 관악 편곡과 백파이프의 처연하도록 아름다운 비장미가 결합하여 탄생한 이 음반은 종교와 국경을 초월한 숭고한 감동을 선사합니다. 대중음악의 번잡함에서 벗어나 인간 내면의 평온과 성찰을 이끌어내는 불멸의 명반이자, 전통 민속 악기가 이룩한 가장 찬연한 크로스오버의 금자탑입니다.</w:t>
       </w:r>
     </w:p>
     <w:p>
       <w:pPr>
-        <w:spacing w:line="312" w:lineRule="auto" w:after="120"/>
+        <w:spacing w:line="324" w:lineRule="auto" w:before="200" w:after="80"/>
       </w:pPr>
+      <w:r>
+        <w:rPr w:rFonts="맑은 고딕">
+          <w:rFonts w:ascii="맑은 고딕" w:hAnsi="맑은 고딕" w:eastAsia="맑은 고딕"/>
+          <w:b/>
+          <w:color w:val="1E3A8A"/>
+          <w:sz w:val="24"/>
+        </w:rPr>
+        <w:t>1. 음반 데이터</w:t>
+      </w:r>
+    </w:p>
+    <w:p>
+      <w:pPr>
+        <w:spacing w:line="324" w:lineRule="auto" w:after="80"/>
+      </w:pPr>
+      <w:r>
+        <w:rPr w:rFonts="맑은 고딕">
+          <w:rFonts w:ascii="맑은 고딕" w:hAnsi="맑은 고딕" w:eastAsia="맑은 고딕"/>
+          <w:b w:val="0"/>
+          <w:color w:val="6B7280"/>
+          <w:sz w:val="21"/>
+        </w:rPr>
+        <w:t xml:space="preserve">· </w:t>
+      </w:r>
+      <w:r>
+        <w:rPr w:rFonts="맑은 고딕">
+          <w:rFonts w:ascii="맑은 고딕" w:hAnsi="맑은 고딕" w:eastAsia="맑은 고딕"/>
+          <w:b/>
+          <w:color w:val="1F2937"/>
+          <w:sz w:val="21"/>
+        </w:rPr>
+        <w:t xml:space="preserve">앨범명: </w:t>
+      </w:r>
       <w:r>
         <w:rPr w:rFonts="맑은 고딕">
           <w:rFonts w:ascii="맑은 고딕" w:hAnsi="맑은 고딕" w:eastAsia="맑은 고딕"/>
           <w:b w:val="0"/>
           <w:sz w:val="21"/>
         </w:rPr>
-        <w:t>본 음반의 가장 큰 음악적 가치는 스코틀랜드 파이프 연주의 장엄함과 군악대 금관악기군이 만들어내는 온화한 화성이 완벽한 조화를 이룬다는 점에 있습니다. 리드 파이퍼의 애수 어린 단독 연주로 정적을 깨며 시작되어, 이내 연대 전체의 웅장한 합주로 확장되는 'Amazing Grace'의 서사는 들려오는 매 순간 청자의 가슴을 뜨겁게 울립니다. 날카로우면서도 이국적인 백파이프의 음색을 금관악기의 풍부한 중저음이 따뜻하게 감싸 안으며, 단순한 군대 행진곡을 넘어 숭고한 종교적 영성과 고전적인 미학을 동시에 연출해 냅니다.</w:t>
+        <w:t>Amazing Grace</w:t>
       </w:r>
     </w:p>
     <w:p>
       <w:pPr>
-        <w:spacing w:line="312" w:lineRule="auto" w:after="120"/>
+        <w:spacing w:line="324" w:lineRule="auto" w:after="80"/>
       </w:pPr>
+      <w:r>
+        <w:rPr w:rFonts="맑은 고딕">
+          <w:rFonts w:ascii="맑은 고딕" w:hAnsi="맑은 고딕" w:eastAsia="맑은 고딕"/>
+          <w:b w:val="0"/>
+          <w:color w:val="6B7280"/>
+          <w:sz w:val="21"/>
+        </w:rPr>
+        <w:t xml:space="preserve">· </w:t>
+      </w:r>
+      <w:r>
+        <w:rPr w:rFonts="맑은 고딕">
+          <w:rFonts w:ascii="맑은 고딕" w:hAnsi="맑은 고딕" w:eastAsia="맑은 고딕"/>
+          <w:b/>
+          <w:color w:val="1F2937"/>
+          <w:sz w:val="21"/>
+        </w:rPr>
+        <w:t xml:space="preserve">아티스트: </w:t>
+      </w:r>
       <w:r>
         <w:rPr w:rFonts="맑은 고딕">
           <w:rFonts w:ascii="맑은 고딕" w:hAnsi="맑은 고딕" w:eastAsia="맑은 고딕"/>
           <w:b w:val="0"/>
           <w:sz w:val="21"/>
         </w:rPr>
-        <w:t>음반의 중심축을 이루는 타이틀곡 외에도, 연대의 역사적인 개편과 작별을 기리는 서정적인 'Farewell to the Greys'나 스코틀랜드 섬들의 애잔한 풍광을 그려낸 'The Dark Island' 등 수록곡 전반에 걸쳐 고전적인 품격과 강렬한 서사성이 넘쳐납니다. 특히 아날로그 LP 포맷을 통해 감상할 때, 백파이프 특유의 풍부한 배음과 배율 높은 공간감, 그리고 드럼 라인의 정교한 타격감이 아날로그 특유의 따뜻한 질감과 어우러져 마치 대성당이나 탁 트인 스코틀랜드 하이랜드 한가운데 서 있는 듯한 착각을 불러일으킵니다.</w:t>
+        <w:t>Royal Scots Dragoon Guards (왕립 스코틀랜드 용기병 경비대)</w:t>
       </w:r>
     </w:p>
     <w:p>
       <w:pPr>
-        <w:spacing w:line="312" w:lineRule="auto" w:after="120"/>
+        <w:spacing w:line="324" w:lineRule="auto" w:after="80"/>
       </w:pPr>
+      <w:r>
+        <w:rPr w:rFonts="맑은 고딕">
+          <w:rFonts w:ascii="맑은 고딕" w:hAnsi="맑은 고딕" w:eastAsia="맑은 고딕"/>
+          <w:b w:val="0"/>
+          <w:color w:val="6B7280"/>
+          <w:sz w:val="21"/>
+        </w:rPr>
+        <w:t xml:space="preserve">· </w:t>
+      </w:r>
+      <w:r>
+        <w:rPr w:rFonts="맑은 고딕">
+          <w:rFonts w:ascii="맑은 고딕" w:hAnsi="맑은 고딕" w:eastAsia="맑은 고딕"/>
+          <w:b/>
+          <w:color w:val="1F2937"/>
+          <w:sz w:val="21"/>
+        </w:rPr>
+        <w:t xml:space="preserve">발매 정보: </w:t>
+      </w:r>
       <w:r>
         <w:rPr w:rFonts="맑은 고딕">
           <w:rFonts w:ascii="맑은 고딕" w:hAnsi="맑은 고딕" w:eastAsia="맑은 고딕"/>
           <w:b w:val="0"/>
           <w:sz w:val="21"/>
         </w:rPr>
-        <w:t>[Amazing Grace]는 단순한 기악 연주반을 넘어, 시대와 국경을 초월하여 듣는 이의 지친 영혼에 깊은 평안과 위로를 건네는 거대한 음악적 서사시입니다. 웅장함 속에 안겨 있는 아늑함, 그리고 군율의 정교함 속에 녹아있는 스코틀랜드 민족의 짙은 향수를 만끽할 수 있는 이 음반은 아날로그 LP 컬렉터라면 반드시 청음해 보아야 할 불후의 명작입니다.</w:t>
+        <w:t>1972년 영국 RCA 빅터(RCA Victor) 레이블을 통해 발매된 음반으로, 부대의 유구한 역사적 전통을 기리고 스코틀랜드 군악의 정수를 담아내기 위해 품격 있게 기획 및 녹음되었습니다.</w:t>
+      </w:r>
+    </w:p>
+    <w:p>
+      <w:pPr>
+        <w:spacing w:line="324" w:lineRule="auto" w:after="80"/>
+      </w:pPr>
+      <w:r>
+        <w:rPr w:rFonts="맑은 고딕">
+          <w:rFonts w:ascii="맑은 고딕" w:hAnsi="맑은 고딕" w:eastAsia="맑은 고딕"/>
+          <w:b w:val="0"/>
+          <w:color w:val="6B7280"/>
+          <w:sz w:val="21"/>
+        </w:rPr>
+        <w:t xml:space="preserve">· </w:t>
+      </w:r>
+      <w:r>
+        <w:rPr w:rFonts="맑은 고딕">
+          <w:rFonts w:ascii="맑은 고딕" w:hAnsi="맑은 고딕" w:eastAsia="맑은 고딕"/>
+          <w:b/>
+          <w:color w:val="1F2937"/>
+          <w:sz w:val="21"/>
+        </w:rPr>
+        <w:t xml:space="preserve">LP 인기도(판매량): </w:t>
+      </w:r>
+      <w:r>
+        <w:rPr w:rFonts="맑은 고딕">
+          <w:rFonts w:ascii="맑은 고딕" w:hAnsi="맑은 고딕" w:eastAsia="맑은 고딕"/>
+          <w:b w:val="0"/>
+          <w:sz w:val="21"/>
+        </w:rPr>
+        <w:t>타이틀곡 'Amazing Grace'가 영국 오피셜 싱글 차트 5주 연속 1위를 차지하고 호주, 뉴질랜드, 아일랜드 등 세계 각국 차트 정상을 석권하며, 전 세계적으로 700만 장 이상의 경이적인 판매고를 기록하였습니다.</w:t>
+      </w:r>
+    </w:p>
+    <w:p>
+      <w:pPr>
+        <w:spacing w:line="324" w:lineRule="auto" w:after="80"/>
+      </w:pPr>
+      <w:r>
+        <w:rPr w:rFonts="맑은 고딕">
+          <w:rFonts w:ascii="맑은 고딕" w:hAnsi="맑은 고딕" w:eastAsia="맑은 고딕"/>
+          <w:b w:val="0"/>
+          <w:color w:val="6B7280"/>
+          <w:sz w:val="21"/>
+        </w:rPr>
+        <w:t xml:space="preserve">· </w:t>
+      </w:r>
+      <w:r>
+        <w:rPr w:rFonts="맑은 고딕">
+          <w:rFonts w:ascii="맑은 고딕" w:hAnsi="맑은 고딕" w:eastAsia="맑은 고딕"/>
+          <w:b/>
+          <w:color w:val="1F2937"/>
+          <w:sz w:val="21"/>
+        </w:rPr>
+        <w:t xml:space="preserve">각종 수상경력: </w:t>
+      </w:r>
+      <w:r>
+        <w:rPr w:rFonts="맑은 고딕">
+          <w:rFonts w:ascii="맑은 고딕" w:hAnsi="맑은 고딕" w:eastAsia="맑은 고딕"/>
+          <w:b w:val="0"/>
+          <w:sz w:val="21"/>
+        </w:rPr>
+        <w:t>영국 음반 산업 협회(BPI) 골드 디스크 수상을 비롯해 세계 각국의 골드 및 플래티넘 인증을 획득하며, 군악대 연주 앨범으로서는 대중음악사상 유례없는 비평적 찬사와 대중적 권위를 동시에 인정받았습니다.</w:t>
+      </w:r>
+    </w:p>
+    <w:p>
+      <w:pPr>
+        <w:spacing w:line="324" w:lineRule="auto" w:before="200" w:after="80"/>
+      </w:pPr>
+      <w:r>
+        <w:rPr w:rFonts="맑은 고딕">
+          <w:rFonts w:ascii="맑은 고딕" w:hAnsi="맑은 고딕" w:eastAsia="맑은 고딕"/>
+          <w:b/>
+          <w:color w:val="1E3A8A"/>
+          <w:sz w:val="24"/>
+        </w:rPr>
+        <w:t>2. 아티스트 정보</w:t>
+      </w:r>
+    </w:p>
+    <w:p>
+      <w:pPr>
+        <w:spacing w:line="324" w:lineRule="auto" w:after="80"/>
+      </w:pPr>
+      <w:r>
+        <w:rPr w:rFonts="맑은 고딕">
+          <w:rFonts w:ascii="맑은 고딕" w:hAnsi="맑은 고딕" w:eastAsia="맑은 고딕"/>
+          <w:b w:val="0"/>
+          <w:color w:val="6B7280"/>
+          <w:sz w:val="21"/>
+        </w:rPr>
+        <w:t xml:space="preserve">· </w:t>
+      </w:r>
+      <w:r>
+        <w:rPr w:rFonts="맑은 고딕">
+          <w:rFonts w:ascii="맑은 고딕" w:hAnsi="맑은 고딕" w:eastAsia="맑은 고딕"/>
+          <w:b/>
+          <w:color w:val="1F2937"/>
+          <w:sz w:val="21"/>
+        </w:rPr>
+        <w:t xml:space="preserve">국적: </w:t>
+      </w:r>
+      <w:r>
+        <w:rPr w:rFonts="맑은 고딕">
+          <w:rFonts w:ascii="맑은 고딕" w:hAnsi="맑은 고딕" w:eastAsia="맑은 고딕"/>
+          <w:b w:val="0"/>
+          <w:sz w:val="21"/>
+        </w:rPr>
+        <w:t>영국 (스코틀랜드)</w:t>
+      </w:r>
+    </w:p>
+    <w:p>
+      <w:pPr>
+        <w:spacing w:line="324" w:lineRule="auto" w:after="80"/>
+      </w:pPr>
+      <w:r>
+        <w:rPr w:rFonts="맑은 고딕">
+          <w:rFonts w:ascii="맑은 고딕" w:hAnsi="맑은 고딕" w:eastAsia="맑은 고딕"/>
+          <w:b w:val="0"/>
+          <w:color w:val="6B7280"/>
+          <w:sz w:val="21"/>
+        </w:rPr>
+        <w:t xml:space="preserve">· </w:t>
+      </w:r>
+      <w:r>
+        <w:rPr w:rFonts="맑은 고딕">
+          <w:rFonts w:ascii="맑은 고딕" w:hAnsi="맑은 고딕" w:eastAsia="맑은 고딕"/>
+          <w:b/>
+          <w:color w:val="1F2937"/>
+          <w:sz w:val="21"/>
+        </w:rPr>
+        <w:t xml:space="preserve">생몰년도: </w:t>
+      </w:r>
+      <w:r>
+        <w:rPr w:rFonts="맑은 고딕">
+          <w:rFonts w:ascii="맑은 고딕" w:hAnsi="맑은 고딕" w:eastAsia="맑은 고딕"/>
+          <w:b w:val="0"/>
+          <w:sz w:val="21"/>
+        </w:rPr>
+        <w:t>1971년 창설 (왕립 스코츠 그레이스와 제3 카라비니어스의 통합)</w:t>
+      </w:r>
+    </w:p>
+    <w:p>
+      <w:pPr>
+        <w:spacing w:line="324" w:lineRule="auto" w:after="80"/>
+      </w:pPr>
+      <w:r>
+        <w:rPr w:rFonts="맑은 고딕">
+          <w:rFonts w:ascii="맑은 고딕" w:hAnsi="맑은 고딕" w:eastAsia="맑은 고딕"/>
+          <w:b w:val="0"/>
+          <w:color w:val="6B7280"/>
+          <w:sz w:val="21"/>
+        </w:rPr>
+        <w:t xml:space="preserve">· </w:t>
+      </w:r>
+      <w:r>
+        <w:rPr w:rFonts="맑은 고딕">
+          <w:rFonts w:ascii="맑은 고딕" w:hAnsi="맑은 고딕" w:eastAsia="맑은 고딕"/>
+          <w:b/>
+          <w:color w:val="1F2937"/>
+          <w:sz w:val="21"/>
+        </w:rPr>
+        <w:t xml:space="preserve">그룹 소속: </w:t>
+      </w:r>
+      <w:r>
+        <w:rPr w:rFonts="맑은 고딕">
+          <w:rFonts w:ascii="맑은 고딕" w:hAnsi="맑은 고딕" w:eastAsia="맑은 고딕"/>
+          <w:b w:val="0"/>
+          <w:sz w:val="21"/>
+        </w:rPr>
+        <w:t>군악대 (영국 육군 스코틀랜드 기갑연대 군악대)</w:t>
+      </w:r>
+    </w:p>
+    <w:p>
+      <w:pPr>
+        <w:spacing w:line="324" w:lineRule="auto" w:after="80"/>
+      </w:pPr>
+      <w:r>
+        <w:rPr w:rFonts="맑은 고딕">
+          <w:rFonts w:ascii="맑은 고딕" w:hAnsi="맑은 고딕" w:eastAsia="맑은 고딕"/>
+          <w:b w:val="0"/>
+          <w:color w:val="6B7280"/>
+          <w:sz w:val="21"/>
+        </w:rPr>
+        <w:t xml:space="preserve">· </w:t>
+      </w:r>
+      <w:r>
+        <w:rPr w:rFonts="맑은 고딕">
+          <w:rFonts w:ascii="맑은 고딕" w:hAnsi="맑은 고딕" w:eastAsia="맑은 고딕"/>
+          <w:b/>
+          <w:color w:val="1F2937"/>
+          <w:sz w:val="21"/>
+        </w:rPr>
+        <w:t xml:space="preserve">아티스트 소개: </w:t>
+      </w:r>
+      <w:r>
+        <w:rPr w:rFonts="맑은 고딕">
+          <w:rFonts w:ascii="맑은 고딕" w:hAnsi="맑은 고딕" w:eastAsia="맑은 고딕"/>
+          <w:b w:val="0"/>
+          <w:sz w:val="21"/>
+        </w:rPr>
+        <w:t>스코틀랜드 유일의 정규 기갑연대 군악대로서, 대영제국의 오랜 군악 전통과 하이랜드 민족의 영혼을 간직한 독보적인 악단입니다. 백파이프와 금관악기의 절묘한 앙상블을 통해 민속 음악과 관악의 지평을 넓혔으며, 스코틀랜드 전통 선율을 전 세계인의 마음에 각인시키는 데 결정적인 역할을 하였습니다.</w:t>
+      </w:r>
+    </w:p>
+    <w:p>
+      <w:pPr>
+        <w:spacing w:line="324" w:lineRule="auto" w:before="200" w:after="80"/>
+      </w:pPr>
+      <w:r>
+        <w:rPr w:rFonts="맑은 고딕">
+          <w:rFonts w:ascii="맑은 고딕" w:hAnsi="맑은 고딕" w:eastAsia="맑은 고딕"/>
+          <w:b/>
+          <w:color w:val="1E3A8A"/>
+          <w:sz w:val="24"/>
+        </w:rPr>
+        <w:t>3. 음반 상세 분석</w:t>
+      </w:r>
+    </w:p>
+    <w:p>
+      <w:pPr>
+        <w:spacing w:line="324" w:lineRule="auto" w:after="80"/>
+      </w:pPr>
+      <w:r>
+        <w:rPr w:rFonts="맑은 고딕">
+          <w:rFonts w:ascii="맑은 고딕" w:hAnsi="맑은 고딕" w:eastAsia="맑은 고딕"/>
+          <w:b w:val="0"/>
+          <w:color w:val="6B7280"/>
+          <w:sz w:val="21"/>
+        </w:rPr>
+        <w:t xml:space="preserve">· </w:t>
+      </w:r>
+      <w:r>
+        <w:rPr w:rFonts="맑은 고딕">
+          <w:rFonts w:ascii="맑은 고딕" w:hAnsi="맑은 고딕" w:eastAsia="맑은 고딕"/>
+          <w:b/>
+          <w:color w:val="1F2937"/>
+          <w:sz w:val="21"/>
+        </w:rPr>
+        <w:t xml:space="preserve">역사적 위치: </w:t>
+      </w:r>
+      <w:r>
+        <w:rPr w:rFonts="맑은 고딕">
+          <w:rFonts w:ascii="맑은 고딕" w:hAnsi="맑은 고딕" w:eastAsia="맑은 고딕"/>
+          <w:b w:val="0"/>
+          <w:sz w:val="21"/>
+        </w:rPr>
+        <w:t>특정 지역의 전통 민속 악기인 백파이프 연주를 팝 메인스트림의 정점으로 끌어올린 기념비적인 명작입니다. 정교한 편곡과 군악대의 장중한 하모니가 결합한 이 작품은 훗날 월드 뮤직과 켈틱 음악, 뉴에이지 크로스오버의 흐름을 태동시킨 중요한 음악사적 전환점으로 평가받습니다.</w:t>
+      </w:r>
+    </w:p>
+    <w:p>
+      <w:pPr>
+        <w:spacing w:line="324" w:lineRule="auto" w:after="80"/>
+      </w:pPr>
+      <w:r>
+        <w:rPr w:rFonts="맑은 고딕">
+          <w:rFonts w:ascii="맑은 고딕" w:hAnsi="맑은 고딕" w:eastAsia="맑은 고딕"/>
+          <w:b w:val="0"/>
+          <w:color w:val="6B7280"/>
+          <w:sz w:val="21"/>
+        </w:rPr>
+        <w:t xml:space="preserve">· </w:t>
+      </w:r>
+      <w:r>
+        <w:rPr w:rFonts="맑은 고딕">
+          <w:rFonts w:ascii="맑은 고딕" w:hAnsi="맑은 고딕" w:eastAsia="맑은 고딕"/>
+          <w:b/>
+          <w:color w:val="1F2937"/>
+          <w:sz w:val="21"/>
+        </w:rPr>
+        <w:t xml:space="preserve">시대의 흔적(스토리텔링): </w:t>
+      </w:r>
+      <w:r>
+        <w:rPr w:rFonts="맑은 고딕">
+          <w:rFonts w:ascii="맑은 고딕" w:hAnsi="맑은 고딕" w:eastAsia="맑은 고딕"/>
+          <w:b w:val="0"/>
+          <w:sz w:val="21"/>
+        </w:rPr>
+        <w:t>1970년대 초반, 전쟁과 사회적 격변의 혼란을 겪던 서구 사회에 이 음반이 전한 성스러운 위로는 지친 청춘과 대중의 상처를 보듬는 구원의 울림이었습니다. 화려한 록 음악과 전위적인 사운드의 홍수 속에서, 아득한 고향의 품처럼 울려 퍼진 흙빛 백파이프의 비장미는 세대와 국경을 넘어 순수한 감동의 물결을 일으켰습니다.</w:t>
+      </w:r>
+    </w:p>
+    <w:p>
+      <w:pPr>
+        <w:spacing w:line="324" w:lineRule="auto" w:before="200" w:after="80"/>
+      </w:pPr>
+      <w:r>
+        <w:rPr w:rFonts="맑은 고딕">
+          <w:rFonts w:ascii="맑은 고딕" w:hAnsi="맑은 고딕" w:eastAsia="맑은 고딕"/>
+          <w:b/>
+          <w:color w:val="1E3A8A"/>
+          <w:sz w:val="24"/>
+        </w:rPr>
+        <w:t>4. 주요 수록곡 및 감상 제언</w:t>
+      </w:r>
+    </w:p>
+    <w:p>
+      <w:pPr>
+        <w:spacing w:line="324" w:lineRule="auto" w:after="80"/>
+      </w:pPr>
+      <w:r>
+        <w:rPr w:rFonts="맑은 고딕">
+          <w:rFonts w:ascii="맑은 고딕" w:hAnsi="맑은 고딕" w:eastAsia="맑은 고딕"/>
+          <w:b w:val="0"/>
+          <w:color w:val="6B7280"/>
+          <w:sz w:val="21"/>
+        </w:rPr>
+        <w:t xml:space="preserve">· </w:t>
+      </w:r>
+      <w:r>
+        <w:rPr w:rFonts="맑은 고딕">
+          <w:rFonts w:ascii="맑은 고딕" w:hAnsi="맑은 고딕" w:eastAsia="맑은 고딕"/>
+          <w:b/>
+          <w:color w:val="1F2937"/>
+          <w:sz w:val="21"/>
+        </w:rPr>
+        <w:t xml:space="preserve">주요 수록곡 특징: </w:t>
+      </w:r>
+      <w:r>
+        <w:rPr w:rFonts="맑은 고딕">
+          <w:rFonts w:ascii="맑은 고딕" w:hAnsi="맑은 고딕" w:eastAsia="맑은 고딕"/>
+          <w:b w:val="0"/>
+          <w:sz w:val="21"/>
+        </w:rPr>
+        <w:t>독주 백파이프의 아련한 선율로 시작해 장엄한 관악 앙상블로 웅장하게 확장되는 타이틀곡 'Amazing Grace'를 비롯하여, 스코틀랜드 전사의 기개를 담은 행진곡 'The Reel of Tulloch', 묵직한 북소리와 애틋한 관악 하모니가 서정미의 극치를 이루는 'The Day Thou Gavest' 등 다채롭고 격조 높은 연주가 수록되어 있습니다.</w:t>
+      </w:r>
+    </w:p>
+    <w:p>
+      <w:pPr>
+        <w:spacing w:line="324" w:lineRule="auto" w:after="80"/>
+      </w:pPr>
+      <w:r>
+        <w:rPr w:rFonts="맑은 고딕">
+          <w:rFonts w:ascii="맑은 고딕" w:hAnsi="맑은 고딕" w:eastAsia="맑은 고딕"/>
+          <w:b w:val="0"/>
+          <w:color w:val="6B7280"/>
+          <w:sz w:val="21"/>
+        </w:rPr>
+        <w:t xml:space="preserve">· </w:t>
+      </w:r>
+      <w:r>
+        <w:rPr w:rFonts="맑은 고딕">
+          <w:rFonts w:ascii="맑은 고딕" w:hAnsi="맑은 고딕" w:eastAsia="맑은 고딕"/>
+          <w:b/>
+          <w:color w:val="1F2937"/>
+          <w:sz w:val="21"/>
+        </w:rPr>
+        <w:t xml:space="preserve">빈티지 감상 제언: </w:t>
+      </w:r>
+      <w:r>
+        <w:rPr w:rFonts="맑은 고딕">
+          <w:rFonts w:ascii="맑은 고딕" w:hAnsi="맑은 고딕" w:eastAsia="맑은 고딕"/>
+          <w:b w:val="0"/>
+          <w:sz w:val="21"/>
+        </w:rPr>
+        <w:t>진공관 앰프 특유의 두터운 잔향과 턴테이블 카트리지가 맞물릴 때, 백파이프 챈터(Chanter) 관에서 뿜어져 나오는 거친 숨결과 드론(Drone) 관의 유장한 저음이 리스닝 룸 전체를 전율케 합니다. 스코틀랜드 고원의 청량한 바람을 닮은 아날로그 특유의 자연스러운 공간감과 금관악기의 따뜻한 광채는 오직 오리지널 LP 사운드에서만 온전히 만끽할 수 있는 미학적 쾌감입니다.</w:t>
+      </w:r>
+    </w:p>
+    <w:p>
+      <w:pPr>
+        <w:spacing w:line="324" w:lineRule="auto" w:after="80"/>
+      </w:pPr>
+      <w:r>
+        <w:rPr w:rFonts="맑은 고딕">
+          <w:rFonts w:ascii="맑은 고딕" w:hAnsi="맑은 고딕" w:eastAsia="맑은 고딕"/>
+          <w:b w:val="0"/>
+          <w:color w:val="6B7280"/>
+          <w:sz w:val="21"/>
+        </w:rPr>
+        <w:t xml:space="preserve">· </w:t>
+      </w:r>
+      <w:r>
+        <w:rPr w:rFonts="맑은 고딕">
+          <w:rFonts w:ascii="맑은 고딕" w:hAnsi="맑은 고딕" w:eastAsia="맑은 고딕"/>
+          <w:b/>
+          <w:color w:val="1F2937"/>
+          <w:sz w:val="21"/>
+        </w:rPr>
+        <w:t xml:space="preserve">소장 가치: </w:t>
+      </w:r>
+      <w:r>
+        <w:rPr w:rFonts="맑은 고딕">
+          <w:rFonts w:ascii="맑은 고딕" w:hAnsi="맑은 고딕" w:eastAsia="맑은 고딕"/>
+          <w:b w:val="0"/>
+          <w:sz w:val="21"/>
+        </w:rPr>
+        <w:t>전통 군악과 고유의 민속 선율이 아날로그 레코딩의 황금기 기술력과 만나 빚어낸 역사적 유산으로, 클래식과 팝, 월드 뮤직 애호가 모두의 컬렉션에 변치 않는 기품을 더해줄 필청 소장반입니다.</w:t>
+      </w:r>
+    </w:p>
+    <w:p>
+      <w:pPr>
+        <w:spacing w:line="324" w:lineRule="auto" w:after="120" w:before="160"/>
+      </w:pPr>
+      <w:r>
+        <w:rPr w:rFonts="맑은 고딕">
+          <w:rFonts w:ascii="맑은 고딕" w:hAnsi="맑은 고딕" w:eastAsia="맑은 고딕"/>
+          <w:b/>
+          <w:color w:val="4338CA"/>
+          <w:sz w:val="21"/>
+        </w:rPr>
+        <w:t>이 음반을 통해 스코틀랜드의 웅장한 고원에서 불어오는 백파이프의 거룩한 숨결과 따뜻한 아날로그 선율이 전해주는 감동을 다시 한번 경험해 보시는 것은 어떨까요?</w:t>
       </w:r>
     </w:p>
     <w:sectPr>
       <w:pgSz w:w="12240" w:h="15840"/>
-      <w:pgMar w:top="1440" w:right="1440" w:bottom="1440" w:left="1440" w:header="720" w:footer="720" w:gutter="0"/>
+      <w:pgMar w:top="1152" w:right="1296" w:bottom="1152" w:left="1296" w:header="720" w:footer="720" w:gutter="0"/>
       <w:cols w:space="720"/>
       <w:docGrid w:linePitch="360"/>
     </w:sectPr>

--- a/word_reports/LP_0304_위치_271_Royal Scots Dragoon Guard.docx
+++ b/word_reports/LP_0304_위치_271_Royal Scots Dragoon Guard.docx
@@ -32,7 +32,7 @@
     </w:p>
     <w:p>
       <w:pPr>
-        <w:spacing w:line="324" w:lineRule="auto" w:before="80" w:after="160"/>
+        <w:spacing w:line="324" w:lineRule="auto" w:before="80" w:after="120"/>
       </w:pPr>
       <w:r>
         <w:rPr w:rFonts="맑은 고딕">
@@ -42,13 +42,6 @@
           <w:sz w:val="22"/>
         </w:rPr>
         <w:t xml:space="preserve">[음반 소개] </w:t>
-      </w:r>
-      <w:r>
-        <w:rPr w:rFonts="맑은 고딕">
-          <w:rFonts w:ascii="맑은 고딕" w:hAnsi="맑은 고딕" w:eastAsia="맑은 고딕"/>
-          <w:b w:val="0"/>
-          <w:sz w:val="21"/>
-        </w:rPr>
       </w:r>
     </w:p>
     <w:p>
@@ -61,7 +54,33 @@
           <w:b w:val="0"/>
           <w:sz w:val="21"/>
         </w:rPr>
-        <w:t>스코틀랜드 하이랜드의 웅장한 안개 숲을 가르고 울려 퍼지는 백파이프의 유장한 선율은 듣는 이의 영혼 깊은 곳을 어루만집니다. 군악대 특유의 절도 있는 관악 편곡과 백파이프의 처연하도록 아름다운 비장미가 결합하여 탄생한 이 음반은 종교와 국경을 초월한 숭고한 감동을 선사합니다. 대중음악의 번잡함에서 벗어나 인간 내면의 평온과 성찰을 이끌어내는 불멸의 명반이자, 전통 민속 악기가 이룩한 가장 찬연한 크로스오버의 금자탑입니다.</w:t>
+        <w:t>바람 부는 스코틀랜드 하이랜드의 짙은 안개 속에서 메아리쳐 오는 백파이프의 선율은 인간 영혼의 가장 원초적이면서도 숭고한 심현을 건드립니다. 1972년, 전통적인 군악대의 엄격한 틀을 넘어 전 세계 음악사를 뒤흔든 기적 같은 음반이 탄생했으니, 바로 왕립 스코틀랜드 용기병 경비대(The Royal Scots Dragoon Guards)의 [Amazing Grace]입니다. 이 음반은 영국 육군 기갑부대의 유서 깊은 두 연대가 하나로 통합되는 역사적 전환점에서, 부대의 명예로운 과거에 바치는 헌사이자 상처 입은 시대를 어루만지는 신의 은총을 아날로그 바이닐 그루브에 아로새긴 불멸의 명반입니다.</w:t>
+      </w:r>
+    </w:p>
+    <w:p>
+      <w:pPr>
+        <w:spacing w:line="324" w:lineRule="auto" w:after="120"/>
+      </w:pPr>
+      <w:r>
+        <w:rPr w:rFonts="맑은 고딕">
+          <w:rFonts w:ascii="맑은 고딕" w:hAnsi="맑은 고딕" w:eastAsia="맑은 고딕"/>
+          <w:b w:val="0"/>
+          <w:sz w:val="21"/>
+        </w:rPr>
+        <w:t>존 뉴턴(John Newton)의 시대를 초월한 찬송가 'Amazing Grace'를 백파이프의 고독한 독주로 열어젖힌 뒤, 웅장한 관악 오케스트레이션과 드럼의 심장 박동으로 확장해 나가는 이들의 해석은 당대 대중음악계에 거대한 충격을 안겼습니다. 하드 록과 글램 록, 포크 음악이 범람하던 1970년대 초반, 일체의 상업적 기교 없이 오직 스코틀랜드 전통의 혼과 밀리터리 밴드의 정갈한 울림만으로 영국 싱글 차트 5주 연속 1위라는 대기록을 작성한 사건은 음악사에서 유례를 찾기 힘든 기적이었습니다. 전장의 비장미와 종교적 경건함이 교차하는 이들의 사운드는 국경과 인종, 이념의 장벽을 허물며 전 세계 수백만 인파의 가슴속에 깊은 카타르시스를 선사했습니다.</w:t>
+      </w:r>
+    </w:p>
+    <w:p>
+      <w:pPr>
+        <w:spacing w:line="324" w:lineRule="auto" w:after="120"/>
+      </w:pPr>
+      <w:r>
+        <w:rPr w:rFonts="맑은 고딕">
+          <w:rFonts w:ascii="맑은 고딕" w:hAnsi="맑은 고딕" w:eastAsia="맑은 고딕"/>
+          <w:b w:val="0"/>
+          <w:sz w:val="21"/>
+        </w:rPr>
+        <w:t>세월이 반세기를 훌쩍 넘긴 오늘날에도 본 작이 발산하는 영적 광채가 퇴색하지 않는 까닭은, 그 기저에 흐르는 헌신과 화해의 숭고한 메시지 때문입니다. 백파이프 특유의 지속음(Drone)이 빚어내는 아스라한 공간감 위로 울려 퍼지는 찬연한 금관 악기의 합주는 스코틀랜드의 장엄한 대자연과 인간 실존의 비애를 동시에 담아냅니다. 이는 단순한 군악 레퍼토리를 넘어 인류가 공유할 수 있는 가장 고귀한 음악적 위로이자, 세파에 지친 현대인들의 영혼을 따스하게 감싸 안는 영원불멸의 안식처로 우리 곁에 머물고 있습니다.</w:t>
       </w:r>
     </w:p>
     <w:p>
@@ -168,7 +187,7 @@
           <w:b w:val="0"/>
           <w:sz w:val="21"/>
         </w:rPr>
-        <w:t>1972년 영국 RCA 빅터(RCA Victor) 레이블을 통해 발매된 음반으로, 부대의 유구한 역사적 전통을 기리고 스코틀랜드 군악의 정수를 담아내기 위해 품격 있게 기획 및 녹음되었습니다.</w:t>
+        <w:t>1972년 유서 깊은 음반사 RCA 빅터(RCA Victor)를 통해 발매되었으며, 1971년 로열 스코츠 그레이스(Royal Scots Greys)와 제3 카라비니어스(3rd Carabiniers)의 부대 통합을 기념하여 독일 주둔지 막사에서 정성스럽게 녹음된 기념비적 성격의 정규 앨범입니다.</w:t>
       </w:r>
     </w:p>
     <w:p>
@@ -199,7 +218,7 @@
           <w:b w:val="0"/>
           <w:sz w:val="21"/>
         </w:rPr>
-        <w:t>타이틀곡 'Amazing Grace'가 영국 오피셜 싱글 차트 5주 연속 1위를 차지하고 호주, 뉴질랜드, 아일랜드 등 세계 각국 차트 정상을 석권하며, 전 세계적으로 700만 장 이상의 경이적인 판매고를 기록하였습니다.</w:t>
+        <w:t>타이틀 곡의 폭발적 반응에 힘입어 발매 직후 영국 앨범 차트 정상권에 올랐으며, 싱글은 영국 싱글 차트 5주 연속 1위 및 미국 빌보드 핫 100 차트 11위에 진입하는 기염을 토했습니다. 전 세계적으로 700만 장 이상의 음반 판매고를 기록하며 기네스북에 등재된 역사적 밀리언셀러입니다.</w:t>
       </w:r>
     </w:p>
     <w:p>
@@ -230,7 +249,7 @@
           <w:b w:val="0"/>
           <w:sz w:val="21"/>
         </w:rPr>
-        <w:t>영국 음반 산업 협회(BPI) 골드 디스크 수상을 비롯해 세계 각국의 골드 및 플래티넘 인증을 획득하며, 군악대 연주 앨범으로서는 대중음악사상 유례없는 비평적 찬사와 대중적 권위를 동시에 인정받았습니다.</w:t>
+        <w:t>1972년 영국 BPI 골드 디스크 수상 및 전 세계 다수의 플래티넘 인증을 획득하였으며, 크로스오버 군악 음반으로서는 대중음악 역사상 가장 성공적인 성취를 거둔 음반으로 공인받고 있습니다.</w:t>
       </w:r>
     </w:p>
     <w:p>
@@ -306,7 +325,7 @@
           <w:b w:val="0"/>
           <w:sz w:val="21"/>
         </w:rPr>
-        <w:t>1971년 창설 (왕립 스코츠 그레이스와 제3 카라비니어스의 통합)</w:t>
+        <w:t>1971년 결성 (부대 통합에 따른 창설, 현재 활동 중)</w:t>
       </w:r>
     </w:p>
     <w:p>
@@ -337,7 +356,7 @@
           <w:b w:val="0"/>
           <w:sz w:val="21"/>
         </w:rPr>
-        <w:t>군악대 (영국 육군 스코틀랜드 기갑연대 군악대)</w:t>
+        <w:t>영국 육군 왕립 스코틀랜드 용기병 경비대 소속 군악대 (The Pipes and Drums and Military Band)</w:t>
       </w:r>
     </w:p>
     <w:p>
@@ -368,7 +387,7 @@
           <w:b w:val="0"/>
           <w:sz w:val="21"/>
         </w:rPr>
-        <w:t>스코틀랜드 유일의 정규 기갑연대 군악대로서, 대영제국의 오랜 군악 전통과 하이랜드 민족의 영혼을 간직한 독보적인 악단입니다. 백파이프와 금관악기의 절묘한 앙상블을 통해 민속 음악과 관악의 지평을 넓혔으며, 스코틀랜드 전통 선율을 전 세계인의 마음에 각인시키는 데 결정적인 역할을 하였습니다.</w:t>
+        <w:t>왕립 스코틀랜드 용기병 경비대 군악대는 스코틀랜드 전통 하이랜드 백파이프의 독보적인 고풍미와 클래식 윈드 앙상블의 웅장함을 결합한 세계 정상급 군악 예술 단체입니다. 엄격한 군사적 규율 속에서도 탁월한 예술적 완성도를 꽃피우며, 스코틀랜드 민족 음악의 정수를 세계무대에 알린 독보적인 음악적 위상을 점하고 있습니다.</w:t>
       </w:r>
     </w:p>
     <w:p>
@@ -413,7 +432,7 @@
           <w:b w:val="0"/>
           <w:sz w:val="21"/>
         </w:rPr>
-        <w:t>특정 지역의 전통 민속 악기인 백파이프 연주를 팝 메인스트림의 정점으로 끌어올린 기념비적인 명작입니다. 정교한 편곡과 군악대의 장중한 하모니가 결합한 이 작품은 훗날 월드 뮤직과 켈틱 음악, 뉴에이지 크로스오버의 흐름을 태동시킨 중요한 음악사적 전환점으로 평가받습니다.</w:t>
+        <w:t>대중음악과 전통 민속 음악, 클래식 군악이 만난 크로스오버 장르의 효시로 평가받습니다. 록과 팝 음악이 주류를 형성하던 1970년대 레코드 시장에서 전통 악기인 백파이프를 메인스트림 차트 정상에 올려놓음으로써 악기 본연의 음색과 진정성 있는 앙상블이 가진 대중적 파급력을 입증한 음악사적 금자탑입니다.</w:t>
       </w:r>
     </w:p>
     <w:p>
@@ -444,7 +463,7 @@
           <w:b w:val="0"/>
           <w:sz w:val="21"/>
         </w:rPr>
-        <w:t>1970년대 초반, 전쟁과 사회적 격변의 혼란을 겪던 서구 사회에 이 음반이 전한 성스러운 위로는 지친 청춘과 대중의 상처를 보듬는 구원의 울림이었습니다. 화려한 록 음악과 전위적인 사운드의 홍수 속에서, 아득한 고향의 품처럼 울려 퍼진 흙빛 백파이프의 비장미는 세대와 국경을 넘어 순수한 감동의 물결을 일으켰습니다.</w:t>
+        <w:t>1970년대 초반은 베트남 전쟁의 장기화, 북아일랜드 분쟁의 격화 등으로 인해 전 세계 청춘들이 불안과 환멸을 마주하던 격동기였습니다. 짙은 안개 속에서 울려 퍼지는 군악대의 청명하고도 애절한 선율은 상처 입은 시대의 청년들에게 국경을 초월한 치유와 영적 안식을 안겨주며 당대 문화적 공기를 위무하는 시대의 찬가로 기능했습니다.</w:t>
       </w:r>
     </w:p>
     <w:p>
@@ -489,7 +508,7 @@
           <w:b w:val="0"/>
           <w:sz w:val="21"/>
         </w:rPr>
-        <w:t>독주 백파이프의 아련한 선율로 시작해 장엄한 관악 앙상블로 웅장하게 확장되는 타이틀곡 'Amazing Grace'를 비롯하여, 스코틀랜드 전사의 기개를 담은 행진곡 'The Reel of Tulloch', 묵직한 북소리와 애틋한 관악 하모니가 서정미의 극치를 이루는 'The Day Thou Gavest' 등 다채롭고 격조 높은 연주가 수록되어 있습니다.</w:t>
+        <w:t>독주 백파이프로 시작하여 서서히 오케스트라의 만개로 이어지는 타이틀곡 'Amazing Grace'는 소름 돋는 비장미와 숭고함을 자랑합니다. 부대의 작별과 새 출발을 장엄한 행진곡풍으로 그려낸 'Farewell to the Greys', 그리고 서정미가 넘치는 스코틀랜드 전통 민요 'The Water Is Wide' 등 수록곡 전반이 비장한 서정성과 절제된 아름다움으로 가득 차 있습니다.</w:t>
       </w:r>
     </w:p>
     <w:p>
@@ -520,7 +539,7 @@
           <w:b w:val="0"/>
           <w:sz w:val="21"/>
         </w:rPr>
-        <w:t>진공관 앰프 특유의 두터운 잔향과 턴테이블 카트리지가 맞물릴 때, 백파이프 챈터(Chanter) 관에서 뿜어져 나오는 거친 숨결과 드론(Drone) 관의 유장한 저음이 리스닝 룸 전체를 전율케 합니다. 스코틀랜드 고원의 청량한 바람을 닮은 아날로그 특유의 자연스러운 공간감과 금관악기의 따뜻한 광채는 오직 오리지널 LP 사운드에서만 온전히 만끽할 수 있는 미학적 쾌감입니다.</w:t>
+        <w:t>진공관 앰프에 전원을 켜고 턴테이블의 바늘을 올리는 순간, 백파이프 챈터(Chanter)의 날카로우면서도 애절한 고음과 드론(Drone) 관이 만들어내는 풍성한 배음이 리스닝 룸을 가득 메웁니다. 특히 스네어 드럼의 명징한 타격감과 베이스 드럼의 묵직한 잔향은 현대 디지털 음원에서는 결코 맛볼 수 없는 아날로그 바이닐 특유의 온기와 현장감을 오롯이 체감하게 합니다.</w:t>
       </w:r>
     </w:p>
     <w:p>
@@ -551,7 +570,7 @@
           <w:b w:val="0"/>
           <w:sz w:val="21"/>
         </w:rPr>
-        <w:t>전통 군악과 고유의 민속 선율이 아날로그 레코딩의 황금기 기술력과 만나 빚어낸 역사적 유산으로, 클래식과 팝, 월드 뮤직 애호가 모두의 컬렉션에 변치 않는 기품을 더해줄 필청 소장반입니다.</w:t>
+        <w:t>전통 하이랜드 백파이프와 밀리터리 밴드가 빚어낸 사운드의 정점이자 1970년대 초반 아날로그 녹음 기술의 정수를 보여주는 명반입니다. 클래식과 월드뮤직, 팝 음악 애호가 모두를 만족시키는 희소성 높은 오디오파일용 음반으로서 LP 컬렉터라면 반드시 라이브러리에 갖추어야 할 역사적 가치를 지닙니다.</w:t>
       </w:r>
     </w:p>
     <w:p>
@@ -565,7 +584,7 @@
           <w:color w:val="4338CA"/>
           <w:sz w:val="21"/>
         </w:rPr>
-        <w:t>이 음반을 통해 스코틀랜드의 웅장한 고원에서 불어오는 백파이프의 거룩한 숨결과 따뜻한 아날로그 선율이 전해주는 감동을 다시 한번 경험해 보시는 것은 어떨까요?</w:t>
+        <w:t>이 음반을 통해 백파이프의 깊은 호흡과 웅장한 관악 오케스트레이션이 전해주는 감동을 다시 한번 경험해 보시는 것은 어떨까요?</w:t>
       </w:r>
     </w:p>
     <w:sectPr>
